--- a/Adaptive_AI_Honeypot_Features_and_Usage.docx
+++ b/Adaptive_AI_Honeypot_Features_and_Usage.docx
@@ -2618,16 +2618,7 @@
         <w:spacing w:after="60"/>
       </w:pPr>
       <w:r>
-        <w:t>Python 3.10+ and the virtual environment already created at honeypot/.venv (or create a new one — see below).</w:t>
-      </w:r>
-    </w:p>
-    <w:p>
-      <w:pPr>
-        <w:pStyle w:val="ListBullet"/>
-        <w:spacing w:after="60"/>
-      </w:pPr>
-      <w:r>
-        <w:t>All dependencies already installed; requirements.txt is provided for a clean re-install.</w:t>
+        <w:t>Python 3.10+.</w:t>
       </w:r>
     </w:p>
     <w:p>
@@ -2640,7 +2631,7 @@
           <w:color w:val="1F7A6C"/>
           <w:sz w:val="27"/>
         </w:rPr>
-        <w:t>7.2 One-time setup (already done, included for reference)</w:t>
+        <w:t>7.2 One-time setup</w:t>
       </w:r>
     </w:p>
     <w:p>
@@ -2695,15 +2686,71 @@
         </w:rPr>
         <w:t>pip install -r requirements.txt</w:t>
       </w:r>
+    </w:p>
+    <w:p>
+      <w:pPr>
+        <w:spacing w:after="80"/>
+      </w:pPr>
       <w:r>
-        <w:br/>
+        <w:rPr>
+          <w:b w:val="0"/>
+          <w:i w:val="0"/>
+          <w:sz w:val="22"/>
+        </w:rPr>
+        <w:t>The LoRA adapter, both classifiers, and the synthetic training data are already checked into the repository (models/response_lora/, models/*.joblib, data/synthetic/) — nothing needs training before the honeypot can run. The merged inference model (models/response_merged/, ~2.9GB) is deliberately not checked into git, since it is rebuilt from the adapter above rather than being its own source artifact. The app works without it (response_engine.py automatically falls back to base model + adapter, a few seconds slower to start); to rebuild it once (no GPU retraining needed), run:</w:t>
       </w:r>
+    </w:p>
+    <w:p>
+      <w:pPr>
+        <w:spacing w:after="200"/>
+        <w:shd w:val="clear" w:fill="F2F2F2"/>
+        <w:pBdr>
+          <w:top w:val="single" w:sz="4" w:color="CCCCCC"/>
+          <w:left w:val="single" w:sz="4" w:color="CCCCCC"/>
+          <w:bottom w:val="single" w:sz="4" w:color="CCCCCC"/>
+          <w:right w:val="single" w:sz="4" w:color="CCCCCC"/>
+        </w:pBdr>
+      </w:pPr>
       <w:r>
         <w:rPr>
           <w:rFonts w:ascii="Consolas" w:hAnsi="Consolas"/>
           <w:color w:val="2A2A2A"/>
           <w:sz w:val="19"/>
         </w:rPr>
+        <w:t>python src/engine/merge_lora.py</w:t>
+      </w:r>
+    </w:p>
+    <w:p>
+      <w:pPr>
+        <w:spacing w:after="80"/>
+      </w:pPr>
+      <w:r>
+        <w:rPr>
+          <w:b w:val="0"/>
+          <w:i w:val="0"/>
+          <w:sz w:val="22"/>
+        </w:rPr>
+        <w:t>To regenerate the synthetic dataset, classifiers, or the LoRA adapter itself from scratch instead of using what is checked in:</w:t>
+      </w:r>
+    </w:p>
+    <w:p>
+      <w:pPr>
+        <w:spacing w:after="200"/>
+        <w:shd w:val="clear" w:fill="F2F2F2"/>
+        <w:pBdr>
+          <w:top w:val="single" w:sz="4" w:color="CCCCCC"/>
+          <w:left w:val="single" w:sz="4" w:color="CCCCCC"/>
+          <w:bottom w:val="single" w:sz="4" w:color="CCCCCC"/>
+          <w:right w:val="single" w:sz="4" w:color="CCCCCC"/>
+        </w:pBdr>
+      </w:pPr>
+      <w:r>
+        <w:rPr>
+          <w:rFonts w:ascii="Consolas" w:hAnsi="Consolas"/>
+          <w:color w:val="2A2A2A"/>
+          <w:sz w:val="19"/>
+        </w:rPr>
+        <w:t>python src/scripts/gen_dataset.py 1000     # synthetic sessions + LLM training pairs</w:t>
       </w:r>
       <w:r>
         <w:br/>
@@ -2714,50 +2761,7 @@
           <w:color w:val="2A2A2A"/>
           <w:sz w:val="19"/>
         </w:rPr>
-        <w:t># generate the synthetic training data</w:t>
-      </w:r>
-      <w:r>
-        <w:br/>
-      </w:r>
-      <w:r>
-        <w:rPr>
-          <w:rFonts w:ascii="Consolas" w:hAnsi="Consolas"/>
-          <w:color w:val="2A2A2A"/>
-          <w:sz w:val="19"/>
-        </w:rPr>
-        <w:t>python src/scripts/gen_dataset.py 1000</w:t>
-      </w:r>
-      <w:r>
-        <w:br/>
-      </w:r>
-      <w:r>
-        <w:rPr>
-          <w:rFonts w:ascii="Consolas" w:hAnsi="Consolas"/>
-          <w:color w:val="2A2A2A"/>
-          <w:sz w:val="19"/>
-        </w:rPr>
-      </w:r>
-      <w:r>
-        <w:br/>
-      </w:r>
-      <w:r>
-        <w:rPr>
-          <w:rFonts w:ascii="Consolas" w:hAnsi="Consolas"/>
-          <w:color w:val="2A2A2A"/>
-          <w:sz w:val="19"/>
-        </w:rPr>
-        <w:t># train the skill/intent classifiers</w:t>
-      </w:r>
-      <w:r>
-        <w:br/>
-      </w:r>
-      <w:r>
-        <w:rPr>
-          <w:rFonts w:ascii="Consolas" w:hAnsi="Consolas"/>
-          <w:color w:val="2A2A2A"/>
-          <w:sz w:val="19"/>
-        </w:rPr>
-        <w:t>python src/classifier/train.py</w:t>
+        <w:t>python src/classifier/train.py             # skill + intent XGBoost classifiers</w:t>
       </w:r>
       <w:r>
         <w:br/>
@@ -2779,6 +2783,7 @@
           <w:color w:val="2A2A2A"/>
           <w:sz w:val="19"/>
         </w:rPr>
+        <w:t>python src/engine/train_lora.py            # LoRA fine-tune (long-running, GPU required)</w:t>
       </w:r>
       <w:r>
         <w:br/>
@@ -2789,29 +2794,7 @@
           <w:color w:val="2A2A2A"/>
           <w:sz w:val="19"/>
         </w:rPr>
-        <w:t># fine-tune and merge the local response model (long-running, GPU required)</w:t>
-      </w:r>
-      <w:r>
-        <w:br/>
-      </w:r>
-      <w:r>
-        <w:rPr>
-          <w:rFonts w:ascii="Consolas" w:hAnsi="Consolas"/>
-          <w:color w:val="2A2A2A"/>
-          <w:sz w:val="19"/>
-        </w:rPr>
-        <w:t>python src/engine/train_lora.py</w:t>
-      </w:r>
-      <w:r>
-        <w:br/>
-      </w:r>
-      <w:r>
-        <w:rPr>
-          <w:rFonts w:ascii="Consolas" w:hAnsi="Consolas"/>
-          <w:color w:val="2A2A2A"/>
-          <w:sz w:val="19"/>
-        </w:rPr>
-        <w:t>python src/engine/merge_lora.py</w:t>
+        <w:t>python src/engine/merge_lora.py            # merge the new adapter for inference</w:t>
       </w:r>
     </w:p>
     <w:p>
@@ -3197,73 +3180,7 @@
           <w:color w:val="1F7A6C"/>
           <w:sz w:val="27"/>
         </w:rPr>
-        <w:t>7.5 Re-training from scratch</w:t>
-      </w:r>
-    </w:p>
-    <w:p>
-      <w:pPr>
-        <w:spacing w:after="120"/>
-      </w:pPr>
-      <w:r>
-        <w:rPr>
-          <w:b w:val="0"/>
-          <w:i w:val="0"/>
-          <w:sz w:val="22"/>
-        </w:rPr>
-        <w:t>If you want to regenerate everything (e.g. after changing a persona script or the Oracle's command handlers):</w:t>
-      </w:r>
-    </w:p>
-    <w:p>
-      <w:pPr>
-        <w:spacing w:after="200"/>
-        <w:shd w:val="clear" w:fill="F2F2F2"/>
-        <w:pBdr>
-          <w:top w:val="single" w:sz="4" w:color="CCCCCC"/>
-          <w:left w:val="single" w:sz="4" w:color="CCCCCC"/>
-          <w:bottom w:val="single" w:sz="4" w:color="CCCCCC"/>
-          <w:right w:val="single" w:sz="4" w:color="CCCCCC"/>
-        </w:pBdr>
-      </w:pPr>
-      <w:r>
-        <w:rPr>
-          <w:rFonts w:ascii="Consolas" w:hAnsi="Consolas"/>
-          <w:color w:val="2A2A2A"/>
-          <w:sz w:val="19"/>
-        </w:rPr>
-        <w:t>python src/scripts/gen_dataset.py 1000     # regenerate synthetic sessions</w:t>
-      </w:r>
-      <w:r>
-        <w:br/>
-      </w:r>
-      <w:r>
-        <w:rPr>
-          <w:rFonts w:ascii="Consolas" w:hAnsi="Consolas"/>
-          <w:color w:val="2A2A2A"/>
-          <w:sz w:val="19"/>
-        </w:rPr>
-        <w:t>python src/classifier/train.py             # retrain skill/intent classifiers</w:t>
-      </w:r>
-      <w:r>
-        <w:br/>
-      </w:r>
-      <w:r>
-        <w:rPr>
-          <w:rFonts w:ascii="Consolas" w:hAnsi="Consolas"/>
-          <w:color w:val="2A2A2A"/>
-          <w:sz w:val="19"/>
-        </w:rPr>
-        <w:t>python src/engine/train_lora.py             # retrain the response model (GPU, ~8 hrs on RTX 4070)</w:t>
-      </w:r>
-      <w:r>
-        <w:br/>
-      </w:r>
-      <w:r>
-        <w:rPr>
-          <w:rFonts w:ascii="Consolas" w:hAnsi="Consolas"/>
-          <w:color w:val="2A2A2A"/>
-          <w:sz w:val="19"/>
-        </w:rPr>
-        <w:t>python src/engine/merge_lora.py             # merge the new adapter for inference</w:t>
+        <w:t>7.5 Note on retraining</w:t>
       </w:r>
     </w:p>
     <w:p>
@@ -3277,7 +3194,7 @@
           <w:color w:val="5A5A5A"/>
           <w:sz w:val="20"/>
         </w:rPr>
-        <w:t>The LoRA training script checkpoints every epoch and resumes automatically if interrupted — it was in fact interrupted once during development and picked back up from the last checkpoint without losing progress or restarting.</w:t>
+        <w:t>The retraining commands for the synthetic dataset, classifiers, and LoRA adapter are given in §7.2 above. The LoRA training script checkpoints every epoch and resumes automatically if interrupted — it was in fact interrupted once during development and picked back up from the last checkpoint without losing progress or restarting.</w:t>
       </w:r>
     </w:p>
     <w:p>

--- a/Adaptive_AI_Honeypot_Features_and_Usage.docx
+++ b/Adaptive_AI_Honeypot_Features_and_Usage.docx
@@ -295,7 +295,7 @@
               <w:rPr>
                 <w:sz w:val="19"/>
               </w:rPr>
-              <w:t>Fake HTTP shell, fake admin login, fake Telnet shell, fake MySQL listener — 4 entry points, 1 shared brain.</w:t>
+              <w:t>Fake HTTP shell, fake admin login, fake vulnerable web portal, fake Telnet shell, fake MySQL listener — 5 entry points, 1 shared brain.</w:t>
             </w:r>
           </w:p>
         </w:tc>
@@ -355,7 +355,7 @@
               <w:rPr>
                 <w:sz w:val="19"/>
               </w:rPr>
-              <w:t>Live sessions across all 4 surfaces, session replay, evaluation/metrics panel.</w:t>
+              <w:t>Live sessions across all 5 surfaces, session replay, evaluation/metrics panel.</w:t>
             </w:r>
           </w:p>
         </w:tc>
@@ -500,7 +500,7 @@
               <w:rPr>
                 <w:sz w:val="19"/>
               </w:rPr>
-              <w:t>Fake HTTP shell, fake admin login, fake Telnet shell (raw TCP), fake MySQL wire-protocol listener.</w:t>
+              <w:t>Fake HTTP shell, fake admin login, fake vulnerable web portal, fake Telnet shell (raw TCP), fake MySQL wire-protocol listener.</w:t>
             </w:r>
           </w:p>
         </w:tc>
@@ -977,7 +977,7 @@
           <w:i w:val="0"/>
           <w:sz w:val="22"/>
         </w:rPr>
-        <w:t>Four attacker-facing surfaces feed one shared brain. Whichever door an attacker walks through, the same fine-tuned model, the same fake filesystem logic, and the same TTP log are behind it — so the dashboard shows one unified picture.</w:t>
+        <w:t>Five attacker-facing surfaces feed one shared brain. Whichever door an attacker walks through, the same fine-tuned model, the same fake filesystem logic, and the same TTP log are behind it — so the dashboard shows one unified picture.</w:t>
       </w:r>
     </w:p>
     <w:tbl>
@@ -1145,6 +1145,50 @@
               <w:rPr>
                 <w:sz w:val="19"/>
               </w:rPr>
+              <w:t>Fake vulnerable web portal</w:t>
+            </w:r>
+          </w:p>
+        </w:tc>
+        <w:tc>
+          <w:tcPr>
+            <w:tcW w:type="dxa" w:w="2880"/>
+          </w:tcPr>
+          <w:p>
+            <w:r/>
+            <w:r>
+              <w:rPr>
+                <w:sz w:val="19"/>
+              </w:rPr>
+              <w:t>http://localhost:5000/portal/login</w:t>
+            </w:r>
+          </w:p>
+        </w:tc>
+        <w:tc>
+          <w:tcPr>
+            <w:tcW w:type="dxa" w:w="4032"/>
+          </w:tcPr>
+          <w:p>
+            <w:r/>
+            <w:r>
+              <w:rPr>
+                <w:sz w:val="19"/>
+              </w:rPr>
+              <w:t>A fake company intranet with four genuinely exploitable, fully contained vulnerabilities: SQL injection, stored XSS, IDOR/privilege escalation, weak admin credentials.</w:t>
+            </w:r>
+          </w:p>
+        </w:tc>
+      </w:tr>
+      <w:tr>
+        <w:tc>
+          <w:tcPr>
+            <w:tcW w:type="dxa" w:w="2304"/>
+          </w:tcPr>
+          <w:p>
+            <w:r/>
+            <w:r>
+              <w:rPr>
+                <w:sz w:val="19"/>
+              </w:rPr>
               <w:t>Fake Telnet shell</w:t>
             </w:r>
           </w:p>
@@ -1247,7 +1291,7 @@
         <w:spacing w:after="60"/>
       </w:pPr>
       <w:r>
-        <w:t>Attacker sends a command/packet to one of the four surfaces above.</w:t>
+        <w:t>Attacker sends a command/packet to one of the five surfaces above.</w:t>
       </w:r>
     </w:p>
     <w:p>
@@ -1553,7 +1597,7 @@
         <w:spacing w:after="60"/>
       </w:pPr>
       <w:r>
-        <w:t>One dashboard covers all four attacker surfaces, each session tagged with its protocol (HTTP shell / Telnet / DB / Login) and filterable by tab.</w:t>
+        <w:t>One dashboard covers all five attacker surfaces, each session tagged with its protocol (HTTP shell / Telnet / DB / Login / Web Portal) and filterable by tab.</w:t>
       </w:r>
     </w:p>
     <w:p>
@@ -1590,6 +1634,77 @@
       </w:pPr>
       <w:r>
         <w:t>A dedicated Evaluation panel (mapped to build guide section 7): classifier per-class F1 bars, live MITRE technique frequency, response-engine usage split (local model vs. Oracle fallback), average latency, and average engagement time — all computed from the live SQLite log, not hard-coded.</w:t>
+      </w:r>
+    </w:p>
+    <w:p>
+      <w:pPr>
+        <w:pStyle w:val="Heading2"/>
+        <w:spacing w:before="240" w:after="80"/>
+      </w:pPr>
+      <w:r>
+        <w:rPr>
+          <w:color w:val="1F7A6C"/>
+          <w:sz w:val="27"/>
+        </w:rPr>
+        <w:t>4.6 Fake Vulnerable Web Portal</w:t>
+      </w:r>
+    </w:p>
+    <w:p>
+      <w:pPr>
+        <w:spacing w:after="120"/>
+      </w:pPr>
+      <w:r>
+        <w:rPr>
+          <w:b w:val="0"/>
+          <w:i w:val="0"/>
+          <w:sz w:val="22"/>
+        </w:rPr>
+        <w:t>Adapted from the HoneyScope project's “Website” component (see §10 Acknowledgements) and reimplemented against this project's own session/TTP/classifier pipeline rather than its Wazuh/Cowrie stack. A fake “TechCorp” employee intranet at /portal/login exposes four genuinely exploitable, fully contained vulnerabilities against a small local decoy database — no real user data, no real credentials, isolated from the rest of the system:</w:t>
+      </w:r>
+    </w:p>
+    <w:p>
+      <w:pPr>
+        <w:pStyle w:val="ListBullet"/>
+        <w:spacing w:after="60"/>
+      </w:pPr>
+      <w:r>
+        <w:t>SQL injection auth bypass — string-concatenated login query; username ‘ OR ‘1’=‘1’ -- logs in as the first matched user. Detected and tagged T1190 (Exploit Public-Facing Application).</w:t>
+      </w:r>
+    </w:p>
+    <w:p>
+      <w:pPr>
+        <w:pStyle w:val="ListBullet"/>
+        <w:spacing w:after="60"/>
+      </w:pPr>
+      <w:r>
+        <w:t>Stored XSS — the employee feedback box renders comments unescaped; a &lt;script&gt; payload persists and fires for every later viewer. Detected and tagged T1059 (Command and Scripting Interpreter).</w:t>
+      </w:r>
+    </w:p>
+    <w:p>
+      <w:pPr>
+        <w:pStyle w:val="ListBullet"/>
+        <w:spacing w:after="60"/>
+      </w:pPr>
+      <w:r>
+        <w:t>IDOR + privilege escalation — /portal/profile?user_id=N has no ownership check, and the role field is directly editable with no permission check, so any logged-in user can view or promote any account. Detected and tagged T1078 (Valid Accounts).</w:t>
+      </w:r>
+    </w:p>
+    <w:p>
+      <w:pPr>
+        <w:pStyle w:val="ListBullet"/>
+        <w:spacing w:after="60"/>
+      </w:pPr>
+      <w:r>
+        <w:t>Weak/default admin credentials — a hidden /portal/admin panel accepts the hardcoded admin/admin123. Successful and failed attempts are both logged, tagged T1078 and T1110 respectively.</w:t>
+      </w:r>
+    </w:p>
+    <w:p>
+      <w:pPr>
+        <w:pStyle w:val="ListBullet"/>
+        <w:spacing w:after="60"/>
+      </w:pPr>
+      <w:r>
+        <w:t>Every exploit attempt flows through the same SessionRunner as the shell/Telnet/DB surfaces — one browser session accumulates login attempts, XSS payloads, and IDOR probes into a single TTP-logged, classifiable session, visible in the dashboard under the Web Portal tab.</w:t>
       </w:r>
     </w:p>
     <w:p>
@@ -2840,7 +2955,7 @@
           <w:color w:val="2A2A2A"/>
           <w:sz w:val="19"/>
         </w:rPr>
-        <w:t># all four surfaces + dashboard together (recommended)</w:t>
+        <w:t># all five surfaces + dashboard together (recommended)</w:t>
       </w:r>
       <w:r>
         <w:br/>
@@ -2872,7 +2987,7 @@
           <w:color w:val="2A2A2A"/>
           <w:sz w:val="19"/>
         </w:rPr>
-        <w:t># or, HTTP surface only</w:t>
+        <w:t># or, HTTP-based surfaces only</w:t>
       </w:r>
       <w:r>
         <w:br/>
@@ -3018,6 +3133,36 @@
               <w:rPr>
                 <w:sz w:val="19"/>
               </w:rPr>
+              <w:t>Fake vulnerable web portal</w:t>
+            </w:r>
+          </w:p>
+        </w:tc>
+        <w:tc>
+          <w:tcPr>
+            <w:tcW w:type="dxa" w:w="6336"/>
+          </w:tcPr>
+          <w:p>
+            <w:r/>
+            <w:r>
+              <w:rPr>
+                <w:sz w:val="19"/>
+              </w:rPr>
+              <w:t>Open http://localhost:5000/portal/login in a browser</w:t>
+            </w:r>
+          </w:p>
+        </w:tc>
+      </w:tr>
+      <w:tr>
+        <w:tc>
+          <w:tcPr>
+            <w:tcW w:type="dxa" w:w="2880"/>
+          </w:tcPr>
+          <w:p>
+            <w:r/>
+            <w:r>
+              <w:rPr>
+                <w:sz w:val="19"/>
+              </w:rPr>
               <w:t>Fake Telnet shell</w:t>
             </w:r>
           </w:p>
@@ -3113,7 +3258,325 @@
           <w:color w:val="1F7A6C"/>
           <w:sz w:val="27"/>
         </w:rPr>
-        <w:t>7.4 Using the dashboard</w:t>
+        <w:t>7.4 Trying the vulnerable web portal</w:t>
+      </w:r>
+    </w:p>
+    <w:p>
+      <w:pPr>
+        <w:spacing w:after="120"/>
+      </w:pPr>
+      <w:r>
+        <w:rPr>
+          <w:b w:val="0"/>
+          <w:i w:val="0"/>
+          <w:sz w:val="22"/>
+        </w:rPr>
+        <w:t>The portal exposes four vulnerabilities, each logged and MITRE-mapped like every other surface:</w:t>
+      </w:r>
+    </w:p>
+    <w:tbl>
+      <w:tblPr>
+        <w:tblStyle w:val="TableGrid"/>
+        <w:tblW w:type="auto" w:w="0"/>
+        <w:jc w:val="center"/>
+        <w:tblLayout w:type="fixed"/>
+        <w:tblLook w:firstColumn="1" w:firstRow="1" w:lastColumn="0" w:lastRow="0" w:noHBand="0" w:noVBand="1" w:val="04A0"/>
+      </w:tblPr>
+      <w:tblGrid>
+        <w:gridCol w:w="3106"/>
+        <w:gridCol w:w="3106"/>
+        <w:gridCol w:w="3106"/>
+      </w:tblGrid>
+      <w:tr>
+        <w:tc>
+          <w:tcPr>
+            <w:tcW w:type="dxa" w:w="2880"/>
+            <w:shd w:val="clear" w:color="auto" w:fill="1B2A4A"/>
+          </w:tcPr>
+          <w:p>
+            <w:r/>
+            <w:r>
+              <w:rPr>
+                <w:b/>
+                <w:color w:val="FFFFFF"/>
+                <w:sz w:val="20"/>
+              </w:rPr>
+              <w:t>Vulnerability</w:t>
+            </w:r>
+          </w:p>
+        </w:tc>
+        <w:tc>
+          <w:tcPr>
+            <w:tcW w:type="dxa" w:w="4464"/>
+            <w:shd w:val="clear" w:color="auto" w:fill="1B2A4A"/>
+          </w:tcPr>
+          <w:p>
+            <w:r/>
+            <w:r>
+              <w:rPr>
+                <w:b/>
+                <w:color w:val="FFFFFF"/>
+                <w:sz w:val="20"/>
+              </w:rPr>
+              <w:t>How to trigger it</w:t>
+            </w:r>
+          </w:p>
+        </w:tc>
+        <w:tc>
+          <w:tcPr>
+            <w:tcW w:type="dxa" w:w="1296"/>
+            <w:shd w:val="clear" w:color="auto" w:fill="1B2A4A"/>
+          </w:tcPr>
+          <w:p>
+            <w:r/>
+            <w:r>
+              <w:rPr>
+                <w:b/>
+                <w:color w:val="FFFFFF"/>
+                <w:sz w:val="20"/>
+              </w:rPr>
+              <w:t>Technique</w:t>
+            </w:r>
+          </w:p>
+        </w:tc>
+      </w:tr>
+      <w:tr>
+        <w:tc>
+          <w:tcPr>
+            <w:tcW w:type="dxa" w:w="2880"/>
+          </w:tcPr>
+          <w:p>
+            <w:r/>
+            <w:r>
+              <w:rPr>
+                <w:sz w:val="19"/>
+              </w:rPr>
+              <w:t>SQL injection (auth bypass)</w:t>
+            </w:r>
+          </w:p>
+        </w:tc>
+        <w:tc>
+          <w:tcPr>
+            <w:tcW w:type="dxa" w:w="4464"/>
+          </w:tcPr>
+          <w:p>
+            <w:r/>
+            <w:r>
+              <w:rPr>
+                <w:sz w:val="19"/>
+              </w:rPr>
+              <w:t>At /portal/login, username: ' OR '1'='1' -- , any password</w:t>
+            </w:r>
+          </w:p>
+        </w:tc>
+        <w:tc>
+          <w:tcPr>
+            <w:tcW w:type="dxa" w:w="1296"/>
+          </w:tcPr>
+          <w:p>
+            <w:r/>
+            <w:r>
+              <w:rPr>
+                <w:sz w:val="19"/>
+              </w:rPr>
+              <w:t>T1190</w:t>
+            </w:r>
+          </w:p>
+        </w:tc>
+      </w:tr>
+      <w:tr>
+        <w:tc>
+          <w:tcPr>
+            <w:tcW w:type="dxa" w:w="2880"/>
+          </w:tcPr>
+          <w:p>
+            <w:r/>
+            <w:r>
+              <w:rPr>
+                <w:sz w:val="19"/>
+              </w:rPr>
+              <w:t>Stored XSS</w:t>
+            </w:r>
+          </w:p>
+        </w:tc>
+        <w:tc>
+          <w:tcPr>
+            <w:tcW w:type="dxa" w:w="4464"/>
+          </w:tcPr>
+          <w:p>
+            <w:r/>
+            <w:r>
+              <w:rPr>
+                <w:sz w:val="19"/>
+              </w:rPr>
+              <w:t>Log in, post &lt;script&gt;alert(1)&lt;/script&gt; as feedback</w:t>
+            </w:r>
+          </w:p>
+        </w:tc>
+        <w:tc>
+          <w:tcPr>
+            <w:tcW w:type="dxa" w:w="1296"/>
+          </w:tcPr>
+          <w:p>
+            <w:r/>
+            <w:r>
+              <w:rPr>
+                <w:sz w:val="19"/>
+              </w:rPr>
+              <w:t>T1059</w:t>
+            </w:r>
+          </w:p>
+        </w:tc>
+      </w:tr>
+      <w:tr>
+        <w:tc>
+          <w:tcPr>
+            <w:tcW w:type="dxa" w:w="2880"/>
+          </w:tcPr>
+          <w:p>
+            <w:r/>
+            <w:r>
+              <w:rPr>
+                <w:sz w:val="19"/>
+              </w:rPr>
+              <w:t>IDOR (view another user)</w:t>
+            </w:r>
+          </w:p>
+        </w:tc>
+        <w:tc>
+          <w:tcPr>
+            <w:tcW w:type="dxa" w:w="4464"/>
+          </w:tcPr>
+          <w:p>
+            <w:r/>
+            <w:r>
+              <w:rPr>
+                <w:sz w:val="19"/>
+              </w:rPr>
+              <w:t>As a low-privilege user, visit /portal/profile?user_id=1</w:t>
+            </w:r>
+          </w:p>
+        </w:tc>
+        <w:tc>
+          <w:tcPr>
+            <w:tcW w:type="dxa" w:w="1296"/>
+          </w:tcPr>
+          <w:p>
+            <w:r/>
+            <w:r>
+              <w:rPr>
+                <w:sz w:val="19"/>
+              </w:rPr>
+              <w:t>T1078</w:t>
+            </w:r>
+          </w:p>
+        </w:tc>
+      </w:tr>
+      <w:tr>
+        <w:tc>
+          <w:tcPr>
+            <w:tcW w:type="dxa" w:w="2880"/>
+          </w:tcPr>
+          <w:p>
+            <w:r/>
+            <w:r>
+              <w:rPr>
+                <w:sz w:val="19"/>
+              </w:rPr>
+              <w:t>Privilege escalation</w:t>
+            </w:r>
+          </w:p>
+        </w:tc>
+        <w:tc>
+          <w:tcPr>
+            <w:tcW w:type="dxa" w:w="4464"/>
+          </w:tcPr>
+          <w:p>
+            <w:r/>
+            <w:r>
+              <w:rPr>
+                <w:sz w:val="19"/>
+              </w:rPr>
+              <w:t>On your own profile, change Role to Admin and save</w:t>
+            </w:r>
+          </w:p>
+        </w:tc>
+        <w:tc>
+          <w:tcPr>
+            <w:tcW w:type="dxa" w:w="1296"/>
+          </w:tcPr>
+          <w:p>
+            <w:r/>
+            <w:r>
+              <w:rPr>
+                <w:sz w:val="19"/>
+              </w:rPr>
+              <w:t>T1078</w:t>
+            </w:r>
+          </w:p>
+        </w:tc>
+      </w:tr>
+      <w:tr>
+        <w:tc>
+          <w:tcPr>
+            <w:tcW w:type="dxa" w:w="2880"/>
+          </w:tcPr>
+          <w:p>
+            <w:r/>
+            <w:r>
+              <w:rPr>
+                <w:sz w:val="19"/>
+              </w:rPr>
+              <w:t>Weak/default admin credentials</w:t>
+            </w:r>
+          </w:p>
+        </w:tc>
+        <w:tc>
+          <w:tcPr>
+            <w:tcW w:type="dxa" w:w="4464"/>
+          </w:tcPr>
+          <w:p>
+            <w:r/>
+            <w:r>
+              <w:rPr>
+                <w:sz w:val="19"/>
+              </w:rPr>
+              <w:t>At /portal/admin, log in with admin / admin123</w:t>
+            </w:r>
+          </w:p>
+        </w:tc>
+        <w:tc>
+          <w:tcPr>
+            <w:tcW w:type="dxa" w:w="1296"/>
+          </w:tcPr>
+          <w:p>
+            <w:r/>
+            <w:r>
+              <w:rPr>
+                <w:sz w:val="19"/>
+              </w:rPr>
+              <w:t>T1078</w:t>
+            </w:r>
+          </w:p>
+        </w:tc>
+      </w:tr>
+    </w:tbl>
+    <w:p>
+      <w:pPr>
+        <w:spacing w:after="80"/>
+      </w:pPr>
+    </w:p>
+    <w:p>
+      <w:pPr>
+        <w:pStyle w:val="Heading2"/>
+        <w:spacing w:before="240" w:after="80"/>
+      </w:pPr>
+      <w:r>
+        <w:rPr>
+          <w:color w:val="1F7A6C"/>
+          <w:sz w:val="27"/>
+        </w:rPr>
+        <w:t>7.5 Using the dashboard</w:t>
       </w:r>
     </w:p>
     <w:p>
@@ -3122,7 +3585,7 @@
         <w:spacing w:after="60"/>
       </w:pPr>
       <w:r>
-        <w:t>Interact with any of the four surfaces (type commands in the fake terminal, try logging in, or connect via telnet/mysql clients) to generate sessions.</w:t>
+        <w:t>Interact with any of the five surfaces (type commands in the fake terminal, try logging in, try the portal's vulnerabilities, or connect via telnet/mysql clients) to generate sessions.</w:t>
       </w:r>
     </w:p>
     <w:p>
@@ -3131,7 +3594,7 @@
         <w:spacing w:after="60"/>
       </w:pPr>
       <w:r>
-        <w:t>Open the dashboard and use the protocol tabs (All / HTTP shell / Telnet / DB / Login) to filter the session list.</w:t>
+        <w:t>Open the dashboard and use the protocol tabs (All / HTTP shell / Telnet / DB / Login / Web Portal) to filter the session list.</w:t>
       </w:r>
     </w:p>
     <w:p>
@@ -3180,7 +3643,7 @@
           <w:color w:val="1F7A6C"/>
           <w:sz w:val="27"/>
         </w:rPr>
-        <w:t>7.5 Note on retraining</w:t>
+        <w:t>7.6 Note on retraining</w:t>
       </w:r>
     </w:p>
     <w:p>
@@ -3296,6 +3759,17 @@
           <w:color w:val="2A2A2A"/>
           <w:sz w:val="19"/>
         </w:rPr>
+        <w:t xml:space="preserve">    emulation/fake_webapp.py    fake vulnerable web portal (SQLi, XSS, IDOR, weak creds)</w:t>
+      </w:r>
+      <w:r>
+        <w:br/>
+      </w:r>
+      <w:r>
+        <w:rPr>
+          <w:rFonts w:ascii="Consolas" w:hAnsi="Consolas"/>
+          <w:color w:val="2A2A2A"/>
+          <w:sz w:val="19"/>
+        </w:rPr>
         <w:t xml:space="preserve">    scripts/personas.py         4 synthetic attacker persona scripts</w:t>
       </w:r>
       <w:r>
@@ -3362,7 +3836,7 @@
           <w:color w:val="2A2A2A"/>
           <w:sz w:val="19"/>
         </w:rPr>
-        <w:t xml:space="preserve">    engine/session_runner.py    shared session/engine/TTP spine for all 4 surfaces</w:t>
+        <w:t xml:space="preserve">    engine/session_runner.py    shared session/engine/TTP spine for all 5 surfaces</w:t>
       </w:r>
       <w:r>
         <w:br/>
@@ -3428,7 +3902,7 @@
           <w:color w:val="2A2A2A"/>
           <w:sz w:val="19"/>
         </w:rPr>
-        <w:t xml:space="preserve">    dashboard/app.py            Flask app: fake terminal, fake login, dashboard</w:t>
+        <w:t xml:space="preserve">    dashboard/app.py            Flask app: fake terminal, login, web portal, dashboard</w:t>
       </w:r>
       <w:r>
         <w:br/>
@@ -3439,7 +3913,7 @@
           <w:color w:val="2A2A2A"/>
           <w:sz w:val="19"/>
         </w:rPr>
-        <w:t xml:space="preserve">    dashboard/templates/        terminal.html, login.html, dashboard.html</w:t>
+        <w:t xml:space="preserve">    dashboard/templates/        terminal.html, login.html, dashboard.html, portal_*.html</w:t>
       </w:r>
       <w:r>
         <w:br/>
@@ -3484,6 +3958,17 @@
           <w:sz w:val="19"/>
         </w:rPr>
         <w:t xml:space="preserve">    ttp.db                      live SQLite TTP log (created at runtime)</w:t>
+      </w:r>
+      <w:r>
+        <w:br/>
+      </w:r>
+      <w:r>
+        <w:rPr>
+          <w:rFonts w:ascii="Consolas" w:hAnsi="Consolas"/>
+          <w:color w:val="2A2A2A"/>
+          <w:sz w:val="19"/>
+        </w:rPr>
+        <w:t xml:space="preserve">    portal.db                   fake employee DB for the web portal (created at runtime)</w:t>
       </w:r>
       <w:r>
         <w:br/>
@@ -3560,7 +4045,7 @@
           <w:color w:val="2A2A2A"/>
           <w:sz w:val="19"/>
         </w:rPr>
-        <w:t xml:space="preserve">  run_dashboard.py              HTTP surface only</w:t>
+        <w:t xml:space="preserve">  run_dashboard.py              HTTP-based surfaces only</w:t>
       </w:r>
       <w:r>
         <w:br/>
@@ -3571,7 +4056,7 @@
           <w:color w:val="2A2A2A"/>
           <w:sz w:val="19"/>
         </w:rPr>
-        <w:t xml:space="preserve">  run_honeypot.py               all four surfaces + dashboard together</w:t>
+        <w:t xml:space="preserve">  run_honeypot.py               all five surfaces + dashboard together</w:t>
       </w:r>
       <w:r>
         <w:br/>
@@ -3598,7 +4083,7 @@
           <w:color w:val="1B2A4A"/>
           <w:sz w:val="36"/>
         </w:rPr>
-        <w:t>9. Conclusion</w:t>
+        <w:t>9. Acknowledgements</w:t>
       </w:r>
     </w:p>
     <w:p>
@@ -3611,7 +4096,253 @@
           <w:i w:val="0"/>
           <w:sz w:val="22"/>
         </w:rPr>
-        <w:t>Every layer described in the original build guide has a working implementation: four emulated attacker surfaces sharing one session brain, a locally fine-tuned LLM response engine with a safe deterministic fallback, MITRE-mapped TTP logging with STIX export, a trained skill/intent classifier with honestly reported per-class results, and a live dashboard with session replay and an evaluation panel. The one deliberate substitution — a locally trained model in place of a hosted API — was the explicit requirement for this build, and it is fully verified end-to-end: every command typed into any of the four surfaces is answered by a model that was trained on this machine, by this project, with no external API key involved at any point.</w:t>
+        <w:t>The fake vulnerable web portal (§4.6) adapts the four intentional web vulnerabilities from the “Website” component of HoneyScope (github.com/Guptaharshal1515/HoneyScope): SQL injection auth bypass, stored XSS, IDOR + privilege escalation, and weak admin credentials. The vulnerability mechanics are reproduced faithfully; the surrounding plumbing is this project's own — a Flask blueprint wired into the session/TTP/classifier pipeline described throughout this document, not HoneyScope's own Wazuh/Cowrie/Raspberry-Pi/Gemini stack.</w:t>
+      </w:r>
+    </w:p>
+    <w:p>
+      <w:pPr>
+        <w:spacing w:after="80"/>
+      </w:pPr>
+      <w:r>
+        <w:rPr>
+          <w:b w:val="0"/>
+          <w:i w:val="0"/>
+          <w:sz w:val="22"/>
+        </w:rPr>
+        <w:t>What was deliberately not ported from HoneyScope, and why:</w:t>
+      </w:r>
+    </w:p>
+    <w:tbl>
+      <w:tblPr>
+        <w:tblStyle w:val="TableGrid"/>
+        <w:tblW w:type="auto" w:w="0"/>
+        <w:jc w:val="center"/>
+        <w:tblLayout w:type="fixed"/>
+        <w:tblLook w:firstColumn="1" w:firstRow="1" w:lastColumn="0" w:lastRow="0" w:noHBand="0" w:noVBand="1" w:val="04A0"/>
+      </w:tblPr>
+      <w:tblGrid>
+        <w:gridCol w:w="4658"/>
+        <w:gridCol w:w="4658"/>
+      </w:tblGrid>
+      <w:tr>
+        <w:tc>
+          <w:tcPr>
+            <w:tcW w:type="dxa" w:w="2880"/>
+            <w:shd w:val="clear" w:color="auto" w:fill="1B2A4A"/>
+          </w:tcPr>
+          <w:p>
+            <w:r/>
+            <w:r>
+              <w:rPr>
+                <w:b/>
+                <w:color w:val="FFFFFF"/>
+                <w:sz w:val="20"/>
+              </w:rPr>
+              <w:t>HoneyScope component</w:t>
+            </w:r>
+          </w:p>
+        </w:tc>
+        <w:tc>
+          <w:tcPr>
+            <w:tcW w:type="dxa" w:w="6336"/>
+            <w:shd w:val="clear" w:color="auto" w:fill="1B2A4A"/>
+          </w:tcPr>
+          <w:p>
+            <w:r/>
+            <w:r>
+              <w:rPr>
+                <w:b/>
+                <w:color w:val="FFFFFF"/>
+                <w:sz w:val="20"/>
+              </w:rPr>
+              <w:t>Why it's out of scope here</w:t>
+            </w:r>
+          </w:p>
+        </w:tc>
+      </w:tr>
+      <w:tr>
+        <w:tc>
+          <w:tcPr>
+            <w:tcW w:type="dxa" w:w="2880"/>
+          </w:tcPr>
+          <w:p>
+            <w:r/>
+            <w:r>
+              <w:rPr>
+                <w:sz w:val="19"/>
+              </w:rPr>
+              <w:t>Cowrie SSH honeypot</w:t>
+            </w:r>
+          </w:p>
+        </w:tc>
+        <w:tc>
+          <w:tcPr>
+            <w:tcW w:type="dxa" w:w="6336"/>
+          </w:tcPr>
+          <w:p>
+            <w:r/>
+            <w:r>
+              <w:rPr>
+                <w:sz w:val="19"/>
+              </w:rPr>
+              <w:t>This project's fake Telnet shell already covers “fake interactive shell over a raw socket”; a second, heavier SSH-protocol implementation would duplicate that surface.</w:t>
+            </w:r>
+          </w:p>
+        </w:tc>
+      </w:tr>
+      <w:tr>
+        <w:tc>
+          <w:tcPr>
+            <w:tcW w:type="dxa" w:w="2880"/>
+          </w:tcPr>
+          <w:p>
+            <w:r/>
+            <w:r>
+              <w:rPr>
+                <w:sz w:val="19"/>
+              </w:rPr>
+              <w:t>Wazuh SIEM + custom rules</w:t>
+            </w:r>
+          </w:p>
+        </w:tc>
+        <w:tc>
+          <w:tcPr>
+            <w:tcW w:type="dxa" w:w="6336"/>
+          </w:tcPr>
+          <w:p>
+            <w:r/>
+            <w:r>
+              <w:rPr>
+                <w:sz w:val="19"/>
+              </w:rPr>
+              <w:t>This project's own TTP store + MITRE mapping + dashboard already serve the same role — event correlation and technique tagging — at single-machine scale.</w:t>
+            </w:r>
+          </w:p>
+        </w:tc>
+      </w:tr>
+      <w:tr>
+        <w:tc>
+          <w:tcPr>
+            <w:tcW w:type="dxa" w:w="2880"/>
+          </w:tcPr>
+          <w:p>
+            <w:r/>
+            <w:r>
+              <w:rPr>
+                <w:sz w:val="19"/>
+              </w:rPr>
+              <w:t>Gemini 2.5 Flash AI analysis</w:t>
+            </w:r>
+          </w:p>
+        </w:tc>
+        <w:tc>
+          <w:tcPr>
+            <w:tcW w:type="dxa" w:w="6336"/>
+          </w:tcPr>
+          <w:p>
+            <w:r/>
+            <w:r>
+              <w:rPr>
+                <w:sz w:val="19"/>
+              </w:rPr>
+              <w:t>Directly conflicts with this project's core requirement of no external LLM API calls. The locally fine-tuned response engine and locally trained classifier already produce the equivalent attacker-behavior profile.</w:t>
+            </w:r>
+          </w:p>
+        </w:tc>
+      </w:tr>
+      <w:tr>
+        <w:tc>
+          <w:tcPr>
+            <w:tcW w:type="dxa" w:w="2880"/>
+          </w:tcPr>
+          <w:p>
+            <w:r/>
+            <w:r>
+              <w:rPr>
+                <w:sz w:val="19"/>
+              </w:rPr>
+              <w:t>Raspberry Pi cold storage</w:t>
+            </w:r>
+          </w:p>
+        </w:tc>
+        <w:tc>
+          <w:tcPr>
+            <w:tcW w:type="dxa" w:w="6336"/>
+          </w:tcPr>
+          <w:p>
+            <w:r/>
+            <w:r>
+              <w:rPr>
+                <w:sz w:val="19"/>
+              </w:rPr>
+              <w:t>Requires a second physical device and multi-machine network topology; orthogonal to a self-contained, single-machine build.</w:t>
+            </w:r>
+          </w:p>
+        </w:tc>
+      </w:tr>
+      <w:tr>
+        <w:tc>
+          <w:tcPr>
+            <w:tcW w:type="dxa" w:w="2880"/>
+          </w:tcPr>
+          <w:p>
+            <w:r/>
+            <w:r>
+              <w:rPr>
+                <w:sz w:val="19"/>
+              </w:rPr>
+              <w:t>Multi-VM deployment + iptables redirection</w:t>
+            </w:r>
+          </w:p>
+        </w:tc>
+        <w:tc>
+          <w:tcPr>
+            <w:tcW w:type="dxa" w:w="6336"/>
+          </w:tcPr>
+          <w:p>
+            <w:r/>
+            <w:r>
+              <w:rPr>
+                <w:sz w:val="19"/>
+              </w:rPr>
+              <w:t>Real network isolation is production-hardening future work (the original build guide's own section 6), not needed to demonstrate the deception/classification pipeline locally.</w:t>
+            </w:r>
+          </w:p>
+        </w:tc>
+      </w:tr>
+    </w:tbl>
+    <w:p>
+      <w:pPr>
+        <w:spacing w:after="80"/>
+      </w:pPr>
+    </w:p>
+    <w:p>
+      <w:pPr>
+        <w:pStyle w:val="Heading1"/>
+        <w:spacing w:before="360" w:after="160"/>
+        <w:pBdr>
+          <w:bottom w:val="single" w:sz="8" w:space="4" w:color="1F7A6C"/>
+        </w:pBdr>
+      </w:pPr>
+      <w:r>
+        <w:rPr>
+          <w:color w:val="1B2A4A"/>
+          <w:sz w:val="36"/>
+        </w:rPr>
+        <w:t>10. Conclusion</w:t>
+      </w:r>
+    </w:p>
+    <w:p>
+      <w:pPr>
+        <w:spacing w:after="120"/>
+      </w:pPr>
+      <w:r>
+        <w:rPr>
+          <w:b w:val="0"/>
+          <w:i w:val="0"/>
+          <w:sz w:val="22"/>
+        </w:rPr>
+        <w:t>Every layer described in the original build guide has a working implementation: five emulated attacker surfaces sharing one session brain, a locally fine-tuned LLM response engine with a safe deterministic fallback, MITRE-mapped TTP logging with STIX export, a trained skill/intent classifier with honestly reported per-class results, and a live dashboard with session replay and an evaluation panel. The one deliberate substitution — a locally trained model in place of a hosted API — was the explicit requirement for this build, and it is fully verified end-to-end: every command typed into any of the five surfaces is answered by a model that was trained on this machine, by this project, with no external API key involved at any point.</w:t>
       </w:r>
     </w:p>
     <w:sectPr>
